--- a/test/out_accuracy/2_colored_header_converted.docx
+++ b/test/out_accuracy/2_colored_header_converted.docx
@@ -33,7 +33,7 @@
                 <w:sz w:val="20"/>
                 <w:szCs w:val="20"/>
               </w:rPr>
-              <w:t xml:space="preserve">날짜</w:t>
+              <w:t xml:space="preserve">No. 날짜</w:t>
             </w:r>
           </w:p>
         </w:tc>
@@ -97,7 +97,7 @@
                 <w:sz w:val="20"/>
                 <w:szCs w:val="20"/>
               </w:rPr>
-              <w:t xml:space="preserve">2026.01.05</w:t>
+              <w:t xml:space="preserve">1 2026.01.05</w:t>
             </w:r>
           </w:p>
         </w:tc>
@@ -159,7 +159,7 @@
                 <w:sz w:val="20"/>
                 <w:szCs w:val="20"/>
               </w:rPr>
-              <w:t xml:space="preserve">2026.01.10</w:t>
+              <w:t xml:space="preserve">2 2026.01.10</w:t>
             </w:r>
           </w:p>
         </w:tc>
@@ -221,7 +221,7 @@
                 <w:sz w:val="20"/>
                 <w:szCs w:val="20"/>
               </w:rPr>
-              <w:t xml:space="preserve">2026.01.15</w:t>
+              <w:t xml:space="preserve">3 2026.01.15</w:t>
             </w:r>
           </w:p>
         </w:tc>
@@ -283,7 +283,7 @@
                 <w:sz w:val="20"/>
                 <w:szCs w:val="20"/>
               </w:rPr>
-              <w:t xml:space="preserve">2026.01.20</w:t>
+              <w:t xml:space="preserve">4 2026.01.20</w:t>
             </w:r>
           </w:p>
         </w:tc>
@@ -345,7 +345,7 @@
                 <w:sz w:val="20"/>
                 <w:szCs w:val="20"/>
               </w:rPr>
-              <w:t xml:space="preserve"/>
+              <w:t xml:space="preserve">합계</w:t>
             </w:r>
           </w:p>
         </w:tc>

--- a/test/out_accuracy/2_colored_header_converted.docx
+++ b/test/out_accuracy/2_colored_header_converted.docx
@@ -33,7 +33,7 @@
                 <w:sz w:val="20"/>
                 <w:szCs w:val="20"/>
               </w:rPr>
-              <w:t xml:space="preserve">No. 날짜</w:t>
+              <w:t xml:space="preserve">No.</w:t>
             </w:r>
           </w:p>
         </w:tc>
@@ -49,7 +49,7 @@
                 <w:sz w:val="20"/>
                 <w:szCs w:val="20"/>
               </w:rPr>
-              <w:t xml:space="preserve">거래처</w:t>
+              <w:t xml:space="preserve">날짜</w:t>
             </w:r>
           </w:p>
         </w:tc>
@@ -65,7 +65,7 @@
                 <w:sz w:val="20"/>
                 <w:szCs w:val="20"/>
               </w:rPr>
-              <w:t xml:space="preserve">금액(원)</w:t>
+              <w:t xml:space="preserve">거래처 금액(원)</w:t>
             </w:r>
           </w:p>
         </w:tc>
@@ -112,13 +112,28 @@
                 <w:sz w:val="20"/>
                 <w:szCs w:val="20"/>
               </w:rPr>
+              <w:t xml:space="preserve"/>
+            </w:r>
+          </w:p>
+        </w:tc>
+        <w:tc>
+          <w:tcPr>
+            <w:tcW w:type="dxa" w:w="2478"/>
+          </w:tcPr>
+          <w:p>
+            <w:r>
+              <w:rPr>
+                <w:color w:val="000000"/>
+                <w:sz w:val="20"/>
+                <w:szCs w:val="20"/>
+              </w:rPr>
               <w:t xml:space="preserve">솔박스</w:t>
             </w:r>
           </w:p>
         </w:tc>
         <w:tc>
           <w:tcPr>
-            <w:tcW w:type="dxa" w:w="2478"/>
+            <w:tcW w:type="dxa" w:w="2004"/>
           </w:tcPr>
           <w:p>
             <w:r>
@@ -128,21 +143,6 @@
                 <w:szCs w:val="20"/>
               </w:rPr>
               <w:t xml:space="preserve">1,500,000</w:t>
-            </w:r>
-          </w:p>
-        </w:tc>
-        <w:tc>
-          <w:tcPr>
-            <w:tcW w:type="dxa" w:w="2004"/>
-          </w:tcPr>
-          <w:p>
-            <w:r>
-              <w:rPr>
-                <w:color w:val="000000"/>
-                <w:sz w:val="20"/>
-                <w:szCs w:val="20"/>
-              </w:rPr>
-              <w:t xml:space="preserve"/>
             </w:r>
           </w:p>
         </w:tc>
@@ -174,13 +174,28 @@
                 <w:sz w:val="20"/>
                 <w:szCs w:val="20"/>
               </w:rPr>
+              <w:t xml:space="preserve"/>
+            </w:r>
+          </w:p>
+        </w:tc>
+        <w:tc>
+          <w:tcPr>
+            <w:tcW w:type="dxa" w:w="2478"/>
+          </w:tcPr>
+          <w:p>
+            <w:r>
+              <w:rPr>
+                <w:color w:val="000000"/>
+                <w:sz w:val="20"/>
+                <w:szCs w:val="20"/>
+              </w:rPr>
               <w:t xml:space="preserve">카카오</w:t>
             </w:r>
           </w:p>
         </w:tc>
         <w:tc>
           <w:tcPr>
-            <w:tcW w:type="dxa" w:w="2478"/>
+            <w:tcW w:type="dxa" w:w="2004"/>
           </w:tcPr>
           <w:p>
             <w:r>
@@ -190,21 +205,6 @@
                 <w:szCs w:val="20"/>
               </w:rPr>
               <w:t xml:space="preserve">2,300,000</w:t>
-            </w:r>
-          </w:p>
-        </w:tc>
-        <w:tc>
-          <w:tcPr>
-            <w:tcW w:type="dxa" w:w="2004"/>
-          </w:tcPr>
-          <w:p>
-            <w:r>
-              <w:rPr>
-                <w:color w:val="000000"/>
-                <w:sz w:val="20"/>
-                <w:szCs w:val="20"/>
-              </w:rPr>
-              <w:t xml:space="preserve"/>
             </w:r>
           </w:p>
         </w:tc>
@@ -236,13 +236,28 @@
                 <w:sz w:val="20"/>
                 <w:szCs w:val="20"/>
               </w:rPr>
+              <w:t xml:space="preserve"/>
+            </w:r>
+          </w:p>
+        </w:tc>
+        <w:tc>
+          <w:tcPr>
+            <w:tcW w:type="dxa" w:w="2478"/>
+          </w:tcPr>
+          <w:p>
+            <w:r>
+              <w:rPr>
+                <w:color w:val="000000"/>
+                <w:sz w:val="20"/>
+                <w:szCs w:val="20"/>
+              </w:rPr>
               <w:t xml:space="preserve">네이버</w:t>
             </w:r>
           </w:p>
         </w:tc>
         <w:tc>
           <w:tcPr>
-            <w:tcW w:type="dxa" w:w="2478"/>
+            <w:tcW w:type="dxa" w:w="2004"/>
           </w:tcPr>
           <w:p>
             <w:r>
@@ -252,21 +267,6 @@
                 <w:szCs w:val="20"/>
               </w:rPr>
               <w:t xml:space="preserve">1,800,000</w:t>
-            </w:r>
-          </w:p>
-        </w:tc>
-        <w:tc>
-          <w:tcPr>
-            <w:tcW w:type="dxa" w:w="2004"/>
-          </w:tcPr>
-          <w:p>
-            <w:r>
-              <w:rPr>
-                <w:color w:val="000000"/>
-                <w:sz w:val="20"/>
-                <w:szCs w:val="20"/>
-              </w:rPr>
-              <w:t xml:space="preserve"/>
             </w:r>
           </w:p>
         </w:tc>
@@ -298,22 +298,22 @@
                 <w:sz w:val="20"/>
                 <w:szCs w:val="20"/>
               </w:rPr>
-              <w:t xml:space="preserve">KT</w:t>
-            </w:r>
-          </w:p>
-        </w:tc>
-        <w:tc>
-          <w:tcPr>
-            <w:tcW w:type="dxa" w:w="2478"/>
-          </w:tcPr>
-          <w:p>
-            <w:r>
-              <w:rPr>
-                <w:color w:val="000000"/>
-                <w:sz w:val="20"/>
-                <w:szCs w:val="20"/>
-              </w:rPr>
-              <w:t xml:space="preserve">950,000</w:t>
+              <w:t xml:space="preserve"/>
+            </w:r>
+          </w:p>
+        </w:tc>
+        <w:tc>
+          <w:tcPr>
+            <w:tcW w:type="dxa" w:w="2478"/>
+          </w:tcPr>
+          <w:p>
+            <w:r>
+              <w:rPr>
+                <w:color w:val="000000"/>
+                <w:sz w:val="20"/>
+                <w:szCs w:val="20"/>
+              </w:rPr>
+              <w:t xml:space="preserve">KT 950,000</w:t>
             </w:r>
           </w:p>
         </w:tc>
@@ -375,22 +375,22 @@
                 <w:sz w:val="20"/>
                 <w:szCs w:val="20"/>
               </w:rPr>
+              <w:t xml:space="preserve"/>
+            </w:r>
+          </w:p>
+        </w:tc>
+        <w:tc>
+          <w:tcPr>
+            <w:tcW w:type="dxa" w:w="2004"/>
+          </w:tcPr>
+          <w:p>
+            <w:r>
+              <w:rPr>
+                <w:color w:val="000000"/>
+                <w:sz w:val="20"/>
+                <w:szCs w:val="20"/>
+              </w:rPr>
               <w:t xml:space="preserve">6,550,000</w:t>
-            </w:r>
-          </w:p>
-        </w:tc>
-        <w:tc>
-          <w:tcPr>
-            <w:tcW w:type="dxa" w:w="2004"/>
-          </w:tcPr>
-          <w:p>
-            <w:r>
-              <w:rPr>
-                <w:color w:val="000000"/>
-                <w:sz w:val="20"/>
-                <w:szCs w:val="20"/>
-              </w:rPr>
-              <w:t xml:space="preserve"/>
             </w:r>
           </w:p>
         </w:tc>

--- a/test/out_accuracy/2_colored_header_converted.docx
+++ b/test/out_accuracy/2_colored_header_converted.docx
@@ -49,7 +49,7 @@
                 <w:sz w:val="20"/>
                 <w:szCs w:val="20"/>
               </w:rPr>
-              <w:t xml:space="preserve">날짜</w:t>
+              <w:t xml:space="preserve">날짜 거래처</w:t>
             </w:r>
           </w:p>
         </w:tc>
@@ -65,7 +65,7 @@
                 <w:sz w:val="20"/>
                 <w:szCs w:val="20"/>
               </w:rPr>
-              <w:t xml:space="preserve">거래처 금액(원)</w:t>
+              <w:t xml:space="preserve">금액(원)</w:t>
             </w:r>
           </w:p>
         </w:tc>
@@ -112,22 +112,22 @@
                 <w:sz w:val="20"/>
                 <w:szCs w:val="20"/>
               </w:rPr>
+              <w:t xml:space="preserve">솔박스</w:t>
+            </w:r>
+          </w:p>
+        </w:tc>
+        <w:tc>
+          <w:tcPr>
+            <w:tcW w:type="dxa" w:w="2478"/>
+          </w:tcPr>
+          <w:p>
+            <w:r>
+              <w:rPr>
+                <w:color w:val="000000"/>
+                <w:sz w:val="20"/>
+                <w:szCs w:val="20"/>
+              </w:rPr>
               <w:t xml:space="preserve"/>
-            </w:r>
-          </w:p>
-        </w:tc>
-        <w:tc>
-          <w:tcPr>
-            <w:tcW w:type="dxa" w:w="2478"/>
-          </w:tcPr>
-          <w:p>
-            <w:r>
-              <w:rPr>
-                <w:color w:val="000000"/>
-                <w:sz w:val="20"/>
-                <w:szCs w:val="20"/>
-              </w:rPr>
-              <w:t xml:space="preserve">솔박스</w:t>
             </w:r>
           </w:p>
         </w:tc>
@@ -174,22 +174,22 @@
                 <w:sz w:val="20"/>
                 <w:szCs w:val="20"/>
               </w:rPr>
+              <w:t xml:space="preserve">카카오</w:t>
+            </w:r>
+          </w:p>
+        </w:tc>
+        <w:tc>
+          <w:tcPr>
+            <w:tcW w:type="dxa" w:w="2478"/>
+          </w:tcPr>
+          <w:p>
+            <w:r>
+              <w:rPr>
+                <w:color w:val="000000"/>
+                <w:sz w:val="20"/>
+                <w:szCs w:val="20"/>
+              </w:rPr>
               <w:t xml:space="preserve"/>
-            </w:r>
-          </w:p>
-        </w:tc>
-        <w:tc>
-          <w:tcPr>
-            <w:tcW w:type="dxa" w:w="2478"/>
-          </w:tcPr>
-          <w:p>
-            <w:r>
-              <w:rPr>
-                <w:color w:val="000000"/>
-                <w:sz w:val="20"/>
-                <w:szCs w:val="20"/>
-              </w:rPr>
-              <w:t xml:space="preserve">카카오</w:t>
             </w:r>
           </w:p>
         </w:tc>
@@ -236,22 +236,22 @@
                 <w:sz w:val="20"/>
                 <w:szCs w:val="20"/>
               </w:rPr>
+              <w:t xml:space="preserve">네이버</w:t>
+            </w:r>
+          </w:p>
+        </w:tc>
+        <w:tc>
+          <w:tcPr>
+            <w:tcW w:type="dxa" w:w="2478"/>
+          </w:tcPr>
+          <w:p>
+            <w:r>
+              <w:rPr>
+                <w:color w:val="000000"/>
+                <w:sz w:val="20"/>
+                <w:szCs w:val="20"/>
+              </w:rPr>
               <w:t xml:space="preserve"/>
-            </w:r>
-          </w:p>
-        </w:tc>
-        <w:tc>
-          <w:tcPr>
-            <w:tcW w:type="dxa" w:w="2478"/>
-          </w:tcPr>
-          <w:p>
-            <w:r>
-              <w:rPr>
-                <w:color w:val="000000"/>
-                <w:sz w:val="20"/>
-                <w:szCs w:val="20"/>
-              </w:rPr>
-              <w:t xml:space="preserve">네이버</w:t>
             </w:r>
           </w:p>
         </w:tc>

--- a/test/out_accuracy/2_colored_header_converted.docx
+++ b/test/out_accuracy/2_colored_header_converted.docx
@@ -33,7 +33,7 @@
                 <w:sz w:val="20"/>
                 <w:szCs w:val="20"/>
               </w:rPr>
-              <w:t xml:space="preserve">No.</w:t>
+              <w:t xml:space="preserve">No. 날짜</w:t>
             </w:r>
           </w:p>
         </w:tc>
@@ -49,7 +49,7 @@
                 <w:sz w:val="20"/>
                 <w:szCs w:val="20"/>
               </w:rPr>
-              <w:t xml:space="preserve">날짜 거래처</w:t>
+              <w:t xml:space="preserve">거래처</w:t>
             </w:r>
           </w:p>
         </w:tc>
@@ -127,22 +127,22 @@
                 <w:sz w:val="20"/>
                 <w:szCs w:val="20"/>
               </w:rPr>
+              <w:t xml:space="preserve">1,500,000</w:t>
+            </w:r>
+          </w:p>
+        </w:tc>
+        <w:tc>
+          <w:tcPr>
+            <w:tcW w:type="dxa" w:w="2004"/>
+          </w:tcPr>
+          <w:p>
+            <w:r>
+              <w:rPr>
+                <w:color w:val="000000"/>
+                <w:sz w:val="20"/>
+                <w:szCs w:val="20"/>
+              </w:rPr>
               <w:t xml:space="preserve"/>
-            </w:r>
-          </w:p>
-        </w:tc>
-        <w:tc>
-          <w:tcPr>
-            <w:tcW w:type="dxa" w:w="2004"/>
-          </w:tcPr>
-          <w:p>
-            <w:r>
-              <w:rPr>
-                <w:color w:val="000000"/>
-                <w:sz w:val="20"/>
-                <w:szCs w:val="20"/>
-              </w:rPr>
-              <w:t xml:space="preserve">1,500,000</w:t>
             </w:r>
           </w:p>
         </w:tc>
@@ -189,22 +189,22 @@
                 <w:sz w:val="20"/>
                 <w:szCs w:val="20"/>
               </w:rPr>
+              <w:t xml:space="preserve">2,300,000</w:t>
+            </w:r>
+          </w:p>
+        </w:tc>
+        <w:tc>
+          <w:tcPr>
+            <w:tcW w:type="dxa" w:w="2004"/>
+          </w:tcPr>
+          <w:p>
+            <w:r>
+              <w:rPr>
+                <w:color w:val="000000"/>
+                <w:sz w:val="20"/>
+                <w:szCs w:val="20"/>
+              </w:rPr>
               <w:t xml:space="preserve"/>
-            </w:r>
-          </w:p>
-        </w:tc>
-        <w:tc>
-          <w:tcPr>
-            <w:tcW w:type="dxa" w:w="2004"/>
-          </w:tcPr>
-          <w:p>
-            <w:r>
-              <w:rPr>
-                <w:color w:val="000000"/>
-                <w:sz w:val="20"/>
-                <w:szCs w:val="20"/>
-              </w:rPr>
-              <w:t xml:space="preserve">2,300,000</w:t>
             </w:r>
           </w:p>
         </w:tc>
@@ -251,22 +251,22 @@
                 <w:sz w:val="20"/>
                 <w:szCs w:val="20"/>
               </w:rPr>
+              <w:t xml:space="preserve">1,800,000</w:t>
+            </w:r>
+          </w:p>
+        </w:tc>
+        <w:tc>
+          <w:tcPr>
+            <w:tcW w:type="dxa" w:w="2004"/>
+          </w:tcPr>
+          <w:p>
+            <w:r>
+              <w:rPr>
+                <w:color w:val="000000"/>
+                <w:sz w:val="20"/>
+                <w:szCs w:val="20"/>
+              </w:rPr>
               <w:t xml:space="preserve"/>
-            </w:r>
-          </w:p>
-        </w:tc>
-        <w:tc>
-          <w:tcPr>
-            <w:tcW w:type="dxa" w:w="2004"/>
-          </w:tcPr>
-          <w:p>
-            <w:r>
-              <w:rPr>
-                <w:color w:val="000000"/>
-                <w:sz w:val="20"/>
-                <w:szCs w:val="20"/>
-              </w:rPr>
-              <w:t xml:space="preserve">1,800,000</w:t>
             </w:r>
           </w:p>
         </w:tc>
@@ -298,22 +298,22 @@
                 <w:sz w:val="20"/>
                 <w:szCs w:val="20"/>
               </w:rPr>
-              <w:t xml:space="preserve"/>
-            </w:r>
-          </w:p>
-        </w:tc>
-        <w:tc>
-          <w:tcPr>
-            <w:tcW w:type="dxa" w:w="2478"/>
-          </w:tcPr>
-          <w:p>
-            <w:r>
-              <w:rPr>
-                <w:color w:val="000000"/>
-                <w:sz w:val="20"/>
-                <w:szCs w:val="20"/>
-              </w:rPr>
-              <w:t xml:space="preserve">KT 950,000</w:t>
+              <w:t xml:space="preserve">KT</w:t>
+            </w:r>
+          </w:p>
+        </w:tc>
+        <w:tc>
+          <w:tcPr>
+            <w:tcW w:type="dxa" w:w="2478"/>
+          </w:tcPr>
+          <w:p>
+            <w:r>
+              <w:rPr>
+                <w:color w:val="000000"/>
+                <w:sz w:val="20"/>
+                <w:szCs w:val="20"/>
+              </w:rPr>
+              <w:t xml:space="preserve">950,000</w:t>
             </w:r>
           </w:p>
         </w:tc>
@@ -375,22 +375,22 @@
                 <w:sz w:val="20"/>
                 <w:szCs w:val="20"/>
               </w:rPr>
+              <w:t xml:space="preserve">6,550,000</w:t>
+            </w:r>
+          </w:p>
+        </w:tc>
+        <w:tc>
+          <w:tcPr>
+            <w:tcW w:type="dxa" w:w="2004"/>
+          </w:tcPr>
+          <w:p>
+            <w:r>
+              <w:rPr>
+                <w:color w:val="000000"/>
+                <w:sz w:val="20"/>
+                <w:szCs w:val="20"/>
+              </w:rPr>
               <w:t xml:space="preserve"/>
-            </w:r>
-          </w:p>
-        </w:tc>
-        <w:tc>
-          <w:tcPr>
-            <w:tcW w:type="dxa" w:w="2004"/>
-          </w:tcPr>
-          <w:p>
-            <w:r>
-              <w:rPr>
-                <w:color w:val="000000"/>
-                <w:sz w:val="20"/>
-                <w:szCs w:val="20"/>
-              </w:rPr>
-              <w:t xml:space="preserve">6,550,000</w:t>
             </w:r>
           </w:p>
         </w:tc>

--- a/test/out_accuracy/2_colored_header_converted.docx
+++ b/test/out_accuracy/2_colored_header_converted.docx
@@ -4,7 +4,7 @@
   <w:body>
     <w:tbl>
       <w:tblPr>
-        <w:tblW w:type="pct" w:w="100%"/>
+        <w:tblW w:type="dxa" w:w="4370"/>
         <w:tblBorders>
           <w:top w:val="single" w:color="888888" w:sz="4"/>
           <w:left w:val="single" w:color="888888" w:sz="4"/>
@@ -15,23 +15,32 @@
         </w:tblBorders>
       </w:tblPr>
       <w:tblGrid>
-        <w:gridCol w:w="2065"/>
-        <w:gridCol w:w="2478"/>
-        <w:gridCol w:w="2478"/>
-        <w:gridCol w:w="2004"/>
+        <w:gridCol w:w="1520"/>
+        <w:gridCol w:w="860"/>
+        <w:gridCol w:w="1190"/>
+        <w:gridCol w:w="800"/>
       </w:tblGrid>
       <w:tr>
         <w:tc>
           <w:tcPr>
-            <w:tcW w:type="dxa" w:w="2065"/>
+            <w:tcW w:type="dxa" w:w="1520"/>
             <w:shd w:fill="DEDEDE" w:color="auto" w:val="clear"/>
-          </w:tcPr>
-          <w:p>
-            <w:r>
-              <w:rPr>
-                <w:color w:val="000000"/>
-                <w:sz w:val="20"/>
-                <w:szCs w:val="20"/>
+            <w:tcMar>
+              <w:top w:type="dxa" w:w="50"/>
+              <w:left w:type="dxa" w:w="80"/>
+              <w:bottom w:type="dxa" w:w="50"/>
+              <w:right w:type="dxa" w:w="80"/>
+            </w:tcMar>
+          </w:tcPr>
+          <w:p>
+            <w:pPr>
+              <w:spacing w:after="0" w:before="0"/>
+            </w:pPr>
+            <w:r>
+              <w:rPr>
+                <w:color w:val="000000"/>
+                <w:sz w:val="18"/>
+                <w:szCs w:val="18"/>
               </w:rPr>
               <w:t xml:space="preserve">No. 날짜</w:t>
             </w:r>
@@ -39,15 +48,24 @@
         </w:tc>
         <w:tc>
           <w:tcPr>
-            <w:tcW w:type="dxa" w:w="2478"/>
+            <w:tcW w:type="dxa" w:w="860"/>
             <w:shd w:fill="DEDEDE" w:color="auto" w:val="clear"/>
-          </w:tcPr>
-          <w:p>
-            <w:r>
-              <w:rPr>
-                <w:color w:val="000000"/>
-                <w:sz w:val="20"/>
-                <w:szCs w:val="20"/>
+            <w:tcMar>
+              <w:top w:type="dxa" w:w="50"/>
+              <w:left w:type="dxa" w:w="80"/>
+              <w:bottom w:type="dxa" w:w="50"/>
+              <w:right w:type="dxa" w:w="80"/>
+            </w:tcMar>
+          </w:tcPr>
+          <w:p>
+            <w:pPr>
+              <w:spacing w:after="0" w:before="0"/>
+            </w:pPr>
+            <w:r>
+              <w:rPr>
+                <w:color w:val="000000"/>
+                <w:sz w:val="18"/>
+                <w:szCs w:val="18"/>
               </w:rPr>
               <w:t xml:space="preserve">거래처</w:t>
             </w:r>
@@ -55,15 +73,24 @@
         </w:tc>
         <w:tc>
           <w:tcPr>
-            <w:tcW w:type="dxa" w:w="2478"/>
+            <w:tcW w:type="dxa" w:w="1190"/>
             <w:shd w:fill="DEDEDE" w:color="auto" w:val="clear"/>
-          </w:tcPr>
-          <w:p>
-            <w:r>
-              <w:rPr>
-                <w:color w:val="000000"/>
-                <w:sz w:val="20"/>
-                <w:szCs w:val="20"/>
+            <w:tcMar>
+              <w:top w:type="dxa" w:w="50"/>
+              <w:left w:type="dxa" w:w="80"/>
+              <w:bottom w:type="dxa" w:w="50"/>
+              <w:right w:type="dxa" w:w="80"/>
+            </w:tcMar>
+          </w:tcPr>
+          <w:p>
+            <w:pPr>
+              <w:spacing w:after="0" w:before="0"/>
+            </w:pPr>
+            <w:r>
+              <w:rPr>
+                <w:color w:val="000000"/>
+                <w:sz w:val="18"/>
+                <w:szCs w:val="18"/>
               </w:rPr>
               <w:t xml:space="preserve">금액(원)</w:t>
             </w:r>
@@ -71,14 +98,23 @@
         </w:tc>
         <w:tc>
           <w:tcPr>
-            <w:tcW w:type="dxa" w:w="2004"/>
-          </w:tcPr>
-          <w:p>
-            <w:r>
-              <w:rPr>
-                <w:color w:val="000000"/>
-                <w:sz w:val="20"/>
-                <w:szCs w:val="20"/>
+            <w:tcW w:type="dxa" w:w="800"/>
+            <w:tcMar>
+              <w:top w:type="dxa" w:w="50"/>
+              <w:left w:type="dxa" w:w="80"/>
+              <w:bottom w:type="dxa" w:w="50"/>
+              <w:right w:type="dxa" w:w="80"/>
+            </w:tcMar>
+          </w:tcPr>
+          <w:p>
+            <w:pPr>
+              <w:spacing w:after="0" w:before="0"/>
+            </w:pPr>
+            <w:r>
+              <w:rPr>
+                <w:color w:val="000000"/>
+                <w:sz w:val="18"/>
+                <w:szCs w:val="18"/>
               </w:rPr>
               <w:t xml:space="preserve"/>
             </w:r>
@@ -88,14 +124,23 @@
       <w:tr>
         <w:tc>
           <w:tcPr>
-            <w:tcW w:type="dxa" w:w="2065"/>
-          </w:tcPr>
-          <w:p>
-            <w:r>
-              <w:rPr>
-                <w:color w:val="000000"/>
-                <w:sz w:val="20"/>
-                <w:szCs w:val="20"/>
+            <w:tcW w:type="dxa" w:w="1520"/>
+            <w:tcMar>
+              <w:top w:type="dxa" w:w="50"/>
+              <w:left w:type="dxa" w:w="80"/>
+              <w:bottom w:type="dxa" w:w="50"/>
+              <w:right w:type="dxa" w:w="80"/>
+            </w:tcMar>
+          </w:tcPr>
+          <w:p>
+            <w:pPr>
+              <w:spacing w:after="0" w:before="0"/>
+            </w:pPr>
+            <w:r>
+              <w:rPr>
+                <w:color w:val="000000"/>
+                <w:sz w:val="18"/>
+                <w:szCs w:val="18"/>
               </w:rPr>
               <w:t xml:space="preserve">1 2026.01.05</w:t>
             </w:r>
@@ -103,14 +148,23 @@
         </w:tc>
         <w:tc>
           <w:tcPr>
-            <w:tcW w:type="dxa" w:w="2478"/>
-          </w:tcPr>
-          <w:p>
-            <w:r>
-              <w:rPr>
-                <w:color w:val="000000"/>
-                <w:sz w:val="20"/>
-                <w:szCs w:val="20"/>
+            <w:tcW w:type="dxa" w:w="860"/>
+            <w:tcMar>
+              <w:top w:type="dxa" w:w="50"/>
+              <w:left w:type="dxa" w:w="80"/>
+              <w:bottom w:type="dxa" w:w="50"/>
+              <w:right w:type="dxa" w:w="80"/>
+            </w:tcMar>
+          </w:tcPr>
+          <w:p>
+            <w:pPr>
+              <w:spacing w:after="0" w:before="0"/>
+            </w:pPr>
+            <w:r>
+              <w:rPr>
+                <w:color w:val="000000"/>
+                <w:sz w:val="18"/>
+                <w:szCs w:val="18"/>
               </w:rPr>
               <w:t xml:space="preserve">솔박스</w:t>
             </w:r>
@@ -118,14 +172,23 @@
         </w:tc>
         <w:tc>
           <w:tcPr>
-            <w:tcW w:type="dxa" w:w="2478"/>
-          </w:tcPr>
-          <w:p>
-            <w:r>
-              <w:rPr>
-                <w:color w:val="000000"/>
-                <w:sz w:val="20"/>
-                <w:szCs w:val="20"/>
+            <w:tcW w:type="dxa" w:w="1190"/>
+            <w:tcMar>
+              <w:top w:type="dxa" w:w="50"/>
+              <w:left w:type="dxa" w:w="80"/>
+              <w:bottom w:type="dxa" w:w="50"/>
+              <w:right w:type="dxa" w:w="80"/>
+            </w:tcMar>
+          </w:tcPr>
+          <w:p>
+            <w:pPr>
+              <w:spacing w:after="0" w:before="0"/>
+            </w:pPr>
+            <w:r>
+              <w:rPr>
+                <w:color w:val="000000"/>
+                <w:sz w:val="18"/>
+                <w:szCs w:val="18"/>
               </w:rPr>
               <w:t xml:space="preserve">1,500,000</w:t>
             </w:r>
@@ -133,14 +196,23 @@
         </w:tc>
         <w:tc>
           <w:tcPr>
-            <w:tcW w:type="dxa" w:w="2004"/>
-          </w:tcPr>
-          <w:p>
-            <w:r>
-              <w:rPr>
-                <w:color w:val="000000"/>
-                <w:sz w:val="20"/>
-                <w:szCs w:val="20"/>
+            <w:tcW w:type="dxa" w:w="800"/>
+            <w:tcMar>
+              <w:top w:type="dxa" w:w="50"/>
+              <w:left w:type="dxa" w:w="80"/>
+              <w:bottom w:type="dxa" w:w="50"/>
+              <w:right w:type="dxa" w:w="80"/>
+            </w:tcMar>
+          </w:tcPr>
+          <w:p>
+            <w:pPr>
+              <w:spacing w:after="0" w:before="0"/>
+            </w:pPr>
+            <w:r>
+              <w:rPr>
+                <w:color w:val="000000"/>
+                <w:sz w:val="18"/>
+                <w:szCs w:val="18"/>
               </w:rPr>
               <w:t xml:space="preserve"/>
             </w:r>
@@ -150,14 +222,23 @@
       <w:tr>
         <w:tc>
           <w:tcPr>
-            <w:tcW w:type="dxa" w:w="2065"/>
-          </w:tcPr>
-          <w:p>
-            <w:r>
-              <w:rPr>
-                <w:color w:val="000000"/>
-                <w:sz w:val="20"/>
-                <w:szCs w:val="20"/>
+            <w:tcW w:type="dxa" w:w="1520"/>
+            <w:tcMar>
+              <w:top w:type="dxa" w:w="50"/>
+              <w:left w:type="dxa" w:w="80"/>
+              <w:bottom w:type="dxa" w:w="50"/>
+              <w:right w:type="dxa" w:w="80"/>
+            </w:tcMar>
+          </w:tcPr>
+          <w:p>
+            <w:pPr>
+              <w:spacing w:after="0" w:before="0"/>
+            </w:pPr>
+            <w:r>
+              <w:rPr>
+                <w:color w:val="000000"/>
+                <w:sz w:val="18"/>
+                <w:szCs w:val="18"/>
               </w:rPr>
               <w:t xml:space="preserve">2 2026.01.10</w:t>
             </w:r>
@@ -165,14 +246,23 @@
         </w:tc>
         <w:tc>
           <w:tcPr>
-            <w:tcW w:type="dxa" w:w="2478"/>
-          </w:tcPr>
-          <w:p>
-            <w:r>
-              <w:rPr>
-                <w:color w:val="000000"/>
-                <w:sz w:val="20"/>
-                <w:szCs w:val="20"/>
+            <w:tcW w:type="dxa" w:w="860"/>
+            <w:tcMar>
+              <w:top w:type="dxa" w:w="50"/>
+              <w:left w:type="dxa" w:w="80"/>
+              <w:bottom w:type="dxa" w:w="50"/>
+              <w:right w:type="dxa" w:w="80"/>
+            </w:tcMar>
+          </w:tcPr>
+          <w:p>
+            <w:pPr>
+              <w:spacing w:after="0" w:before="0"/>
+            </w:pPr>
+            <w:r>
+              <w:rPr>
+                <w:color w:val="000000"/>
+                <w:sz w:val="18"/>
+                <w:szCs w:val="18"/>
               </w:rPr>
               <w:t xml:space="preserve">카카오</w:t>
             </w:r>
@@ -180,14 +270,23 @@
         </w:tc>
         <w:tc>
           <w:tcPr>
-            <w:tcW w:type="dxa" w:w="2478"/>
-          </w:tcPr>
-          <w:p>
-            <w:r>
-              <w:rPr>
-                <w:color w:val="000000"/>
-                <w:sz w:val="20"/>
-                <w:szCs w:val="20"/>
+            <w:tcW w:type="dxa" w:w="1190"/>
+            <w:tcMar>
+              <w:top w:type="dxa" w:w="50"/>
+              <w:left w:type="dxa" w:w="80"/>
+              <w:bottom w:type="dxa" w:w="50"/>
+              <w:right w:type="dxa" w:w="80"/>
+            </w:tcMar>
+          </w:tcPr>
+          <w:p>
+            <w:pPr>
+              <w:spacing w:after="0" w:before="0"/>
+            </w:pPr>
+            <w:r>
+              <w:rPr>
+                <w:color w:val="000000"/>
+                <w:sz w:val="18"/>
+                <w:szCs w:val="18"/>
               </w:rPr>
               <w:t xml:space="preserve">2,300,000</w:t>
             </w:r>
@@ -195,14 +294,23 @@
         </w:tc>
         <w:tc>
           <w:tcPr>
-            <w:tcW w:type="dxa" w:w="2004"/>
-          </w:tcPr>
-          <w:p>
-            <w:r>
-              <w:rPr>
-                <w:color w:val="000000"/>
-                <w:sz w:val="20"/>
-                <w:szCs w:val="20"/>
+            <w:tcW w:type="dxa" w:w="800"/>
+            <w:tcMar>
+              <w:top w:type="dxa" w:w="50"/>
+              <w:left w:type="dxa" w:w="80"/>
+              <w:bottom w:type="dxa" w:w="50"/>
+              <w:right w:type="dxa" w:w="80"/>
+            </w:tcMar>
+          </w:tcPr>
+          <w:p>
+            <w:pPr>
+              <w:spacing w:after="0" w:before="0"/>
+            </w:pPr>
+            <w:r>
+              <w:rPr>
+                <w:color w:val="000000"/>
+                <w:sz w:val="18"/>
+                <w:szCs w:val="18"/>
               </w:rPr>
               <w:t xml:space="preserve"/>
             </w:r>
@@ -212,14 +320,23 @@
       <w:tr>
         <w:tc>
           <w:tcPr>
-            <w:tcW w:type="dxa" w:w="2065"/>
-          </w:tcPr>
-          <w:p>
-            <w:r>
-              <w:rPr>
-                <w:color w:val="000000"/>
-                <w:sz w:val="20"/>
-                <w:szCs w:val="20"/>
+            <w:tcW w:type="dxa" w:w="1520"/>
+            <w:tcMar>
+              <w:top w:type="dxa" w:w="50"/>
+              <w:left w:type="dxa" w:w="80"/>
+              <w:bottom w:type="dxa" w:w="50"/>
+              <w:right w:type="dxa" w:w="80"/>
+            </w:tcMar>
+          </w:tcPr>
+          <w:p>
+            <w:pPr>
+              <w:spacing w:after="0" w:before="0"/>
+            </w:pPr>
+            <w:r>
+              <w:rPr>
+                <w:color w:val="000000"/>
+                <w:sz w:val="18"/>
+                <w:szCs w:val="18"/>
               </w:rPr>
               <w:t xml:space="preserve">3 2026.01.15</w:t>
             </w:r>
@@ -227,14 +344,23 @@
         </w:tc>
         <w:tc>
           <w:tcPr>
-            <w:tcW w:type="dxa" w:w="2478"/>
-          </w:tcPr>
-          <w:p>
-            <w:r>
-              <w:rPr>
-                <w:color w:val="000000"/>
-                <w:sz w:val="20"/>
-                <w:szCs w:val="20"/>
+            <w:tcW w:type="dxa" w:w="860"/>
+            <w:tcMar>
+              <w:top w:type="dxa" w:w="50"/>
+              <w:left w:type="dxa" w:w="80"/>
+              <w:bottom w:type="dxa" w:w="50"/>
+              <w:right w:type="dxa" w:w="80"/>
+            </w:tcMar>
+          </w:tcPr>
+          <w:p>
+            <w:pPr>
+              <w:spacing w:after="0" w:before="0"/>
+            </w:pPr>
+            <w:r>
+              <w:rPr>
+                <w:color w:val="000000"/>
+                <w:sz w:val="18"/>
+                <w:szCs w:val="18"/>
               </w:rPr>
               <w:t xml:space="preserve">네이버</w:t>
             </w:r>
@@ -242,14 +368,23 @@
         </w:tc>
         <w:tc>
           <w:tcPr>
-            <w:tcW w:type="dxa" w:w="2478"/>
-          </w:tcPr>
-          <w:p>
-            <w:r>
-              <w:rPr>
-                <w:color w:val="000000"/>
-                <w:sz w:val="20"/>
-                <w:szCs w:val="20"/>
+            <w:tcW w:type="dxa" w:w="1190"/>
+            <w:tcMar>
+              <w:top w:type="dxa" w:w="50"/>
+              <w:left w:type="dxa" w:w="80"/>
+              <w:bottom w:type="dxa" w:w="50"/>
+              <w:right w:type="dxa" w:w="80"/>
+            </w:tcMar>
+          </w:tcPr>
+          <w:p>
+            <w:pPr>
+              <w:spacing w:after="0" w:before="0"/>
+            </w:pPr>
+            <w:r>
+              <w:rPr>
+                <w:color w:val="000000"/>
+                <w:sz w:val="18"/>
+                <w:szCs w:val="18"/>
               </w:rPr>
               <w:t xml:space="preserve">1,800,000</w:t>
             </w:r>
@@ -257,14 +392,23 @@
         </w:tc>
         <w:tc>
           <w:tcPr>
-            <w:tcW w:type="dxa" w:w="2004"/>
-          </w:tcPr>
-          <w:p>
-            <w:r>
-              <w:rPr>
-                <w:color w:val="000000"/>
-                <w:sz w:val="20"/>
-                <w:szCs w:val="20"/>
+            <w:tcW w:type="dxa" w:w="800"/>
+            <w:tcMar>
+              <w:top w:type="dxa" w:w="50"/>
+              <w:left w:type="dxa" w:w="80"/>
+              <w:bottom w:type="dxa" w:w="50"/>
+              <w:right w:type="dxa" w:w="80"/>
+            </w:tcMar>
+          </w:tcPr>
+          <w:p>
+            <w:pPr>
+              <w:spacing w:after="0" w:before="0"/>
+            </w:pPr>
+            <w:r>
+              <w:rPr>
+                <w:color w:val="000000"/>
+                <w:sz w:val="18"/>
+                <w:szCs w:val="18"/>
               </w:rPr>
               <w:t xml:space="preserve"/>
             </w:r>
@@ -274,14 +418,23 @@
       <w:tr>
         <w:tc>
           <w:tcPr>
-            <w:tcW w:type="dxa" w:w="2065"/>
-          </w:tcPr>
-          <w:p>
-            <w:r>
-              <w:rPr>
-                <w:color w:val="000000"/>
-                <w:sz w:val="20"/>
-                <w:szCs w:val="20"/>
+            <w:tcW w:type="dxa" w:w="1520"/>
+            <w:tcMar>
+              <w:top w:type="dxa" w:w="50"/>
+              <w:left w:type="dxa" w:w="80"/>
+              <w:bottom w:type="dxa" w:w="50"/>
+              <w:right w:type="dxa" w:w="80"/>
+            </w:tcMar>
+          </w:tcPr>
+          <w:p>
+            <w:pPr>
+              <w:spacing w:after="0" w:before="0"/>
+            </w:pPr>
+            <w:r>
+              <w:rPr>
+                <w:color w:val="000000"/>
+                <w:sz w:val="18"/>
+                <w:szCs w:val="18"/>
               </w:rPr>
               <w:t xml:space="preserve">4 2026.01.20</w:t>
             </w:r>
@@ -289,14 +442,23 @@
         </w:tc>
         <w:tc>
           <w:tcPr>
-            <w:tcW w:type="dxa" w:w="2478"/>
-          </w:tcPr>
-          <w:p>
-            <w:r>
-              <w:rPr>
-                <w:color w:val="000000"/>
-                <w:sz w:val="20"/>
-                <w:szCs w:val="20"/>
+            <w:tcW w:type="dxa" w:w="860"/>
+            <w:tcMar>
+              <w:top w:type="dxa" w:w="50"/>
+              <w:left w:type="dxa" w:w="80"/>
+              <w:bottom w:type="dxa" w:w="50"/>
+              <w:right w:type="dxa" w:w="80"/>
+            </w:tcMar>
+          </w:tcPr>
+          <w:p>
+            <w:pPr>
+              <w:spacing w:after="0" w:before="0"/>
+            </w:pPr>
+            <w:r>
+              <w:rPr>
+                <w:color w:val="000000"/>
+                <w:sz w:val="18"/>
+                <w:szCs w:val="18"/>
               </w:rPr>
               <w:t xml:space="preserve">KT</w:t>
             </w:r>
@@ -304,14 +466,23 @@
         </w:tc>
         <w:tc>
           <w:tcPr>
-            <w:tcW w:type="dxa" w:w="2478"/>
-          </w:tcPr>
-          <w:p>
-            <w:r>
-              <w:rPr>
-                <w:color w:val="000000"/>
-                <w:sz w:val="20"/>
-                <w:szCs w:val="20"/>
+            <w:tcW w:type="dxa" w:w="1190"/>
+            <w:tcMar>
+              <w:top w:type="dxa" w:w="50"/>
+              <w:left w:type="dxa" w:w="80"/>
+              <w:bottom w:type="dxa" w:w="50"/>
+              <w:right w:type="dxa" w:w="80"/>
+            </w:tcMar>
+          </w:tcPr>
+          <w:p>
+            <w:pPr>
+              <w:spacing w:after="0" w:before="0"/>
+            </w:pPr>
+            <w:r>
+              <w:rPr>
+                <w:color w:val="000000"/>
+                <w:sz w:val="18"/>
+                <w:szCs w:val="18"/>
               </w:rPr>
               <w:t xml:space="preserve">950,000</w:t>
             </w:r>
@@ -319,14 +490,23 @@
         </w:tc>
         <w:tc>
           <w:tcPr>
-            <w:tcW w:type="dxa" w:w="2004"/>
-          </w:tcPr>
-          <w:p>
-            <w:r>
-              <w:rPr>
-                <w:color w:val="000000"/>
-                <w:sz w:val="20"/>
-                <w:szCs w:val="20"/>
+            <w:tcW w:type="dxa" w:w="800"/>
+            <w:tcMar>
+              <w:top w:type="dxa" w:w="50"/>
+              <w:left w:type="dxa" w:w="80"/>
+              <w:bottom w:type="dxa" w:w="50"/>
+              <w:right w:type="dxa" w:w="80"/>
+            </w:tcMar>
+          </w:tcPr>
+          <w:p>
+            <w:pPr>
+              <w:spacing w:after="0" w:before="0"/>
+            </w:pPr>
+            <w:r>
+              <w:rPr>
+                <w:color w:val="000000"/>
+                <w:sz w:val="18"/>
+                <w:szCs w:val="18"/>
               </w:rPr>
               <w:t xml:space="preserve"/>
             </w:r>
@@ -336,14 +516,23 @@
       <w:tr>
         <w:tc>
           <w:tcPr>
-            <w:tcW w:type="dxa" w:w="2065"/>
-          </w:tcPr>
-          <w:p>
-            <w:r>
-              <w:rPr>
-                <w:color w:val="000000"/>
-                <w:sz w:val="20"/>
-                <w:szCs w:val="20"/>
+            <w:tcW w:type="dxa" w:w="1520"/>
+            <w:tcMar>
+              <w:top w:type="dxa" w:w="50"/>
+              <w:left w:type="dxa" w:w="80"/>
+              <w:bottom w:type="dxa" w:w="50"/>
+              <w:right w:type="dxa" w:w="80"/>
+            </w:tcMar>
+          </w:tcPr>
+          <w:p>
+            <w:pPr>
+              <w:spacing w:after="0" w:before="0"/>
+            </w:pPr>
+            <w:r>
+              <w:rPr>
+                <w:color w:val="000000"/>
+                <w:sz w:val="18"/>
+                <w:szCs w:val="18"/>
               </w:rPr>
               <w:t xml:space="preserve">합계</w:t>
             </w:r>
@@ -351,14 +540,23 @@
         </w:tc>
         <w:tc>
           <w:tcPr>
-            <w:tcW w:type="dxa" w:w="2478"/>
-          </w:tcPr>
-          <w:p>
-            <w:r>
-              <w:rPr>
-                <w:color w:val="000000"/>
-                <w:sz w:val="20"/>
-                <w:szCs w:val="20"/>
+            <w:tcW w:type="dxa" w:w="860"/>
+            <w:tcMar>
+              <w:top w:type="dxa" w:w="50"/>
+              <w:left w:type="dxa" w:w="80"/>
+              <w:bottom w:type="dxa" w:w="50"/>
+              <w:right w:type="dxa" w:w="80"/>
+            </w:tcMar>
+          </w:tcPr>
+          <w:p>
+            <w:pPr>
+              <w:spacing w:after="0" w:before="0"/>
+            </w:pPr>
+            <w:r>
+              <w:rPr>
+                <w:color w:val="000000"/>
+                <w:sz w:val="18"/>
+                <w:szCs w:val="18"/>
               </w:rPr>
               <w:t xml:space="preserve"/>
             </w:r>
@@ -366,14 +564,23 @@
         </w:tc>
         <w:tc>
           <w:tcPr>
-            <w:tcW w:type="dxa" w:w="2478"/>
-          </w:tcPr>
-          <w:p>
-            <w:r>
-              <w:rPr>
-                <w:color w:val="000000"/>
-                <w:sz w:val="20"/>
-                <w:szCs w:val="20"/>
+            <w:tcW w:type="dxa" w:w="1190"/>
+            <w:tcMar>
+              <w:top w:type="dxa" w:w="50"/>
+              <w:left w:type="dxa" w:w="80"/>
+              <w:bottom w:type="dxa" w:w="50"/>
+              <w:right w:type="dxa" w:w="80"/>
+            </w:tcMar>
+          </w:tcPr>
+          <w:p>
+            <w:pPr>
+              <w:spacing w:after="0" w:before="0"/>
+            </w:pPr>
+            <w:r>
+              <w:rPr>
+                <w:color w:val="000000"/>
+                <w:sz w:val="18"/>
+                <w:szCs w:val="18"/>
               </w:rPr>
               <w:t xml:space="preserve">6,550,000</w:t>
             </w:r>
@@ -381,14 +588,23 @@
         </w:tc>
         <w:tc>
           <w:tcPr>
-            <w:tcW w:type="dxa" w:w="2004"/>
-          </w:tcPr>
-          <w:p>
-            <w:r>
-              <w:rPr>
-                <w:color w:val="000000"/>
-                <w:sz w:val="20"/>
-                <w:szCs w:val="20"/>
+            <w:tcW w:type="dxa" w:w="800"/>
+            <w:tcMar>
+              <w:top w:type="dxa" w:w="50"/>
+              <w:left w:type="dxa" w:w="80"/>
+              <w:bottom w:type="dxa" w:w="50"/>
+              <w:right w:type="dxa" w:w="80"/>
+            </w:tcMar>
+          </w:tcPr>
+          <w:p>
+            <w:pPr>
+              <w:spacing w:after="0" w:before="0"/>
+            </w:pPr>
+            <w:r>
+              <w:rPr>
+                <w:color w:val="000000"/>
+                <w:sz w:val="18"/>
+                <w:szCs w:val="18"/>
               </w:rPr>
               <w:t xml:space="preserve"/>
             </w:r>
